--- a/0024418788_Phan_Tuan_Kha_BT_US.docx
+++ b/0024418788_Phan_Tuan_Kha_BT_US.docx
@@ -60,94 +60,110 @@
       </w:r>
       <w:r>
         <w:rPr>
+          <w:rFonts w:ascii="Times New Roman" w:hAnsi="Times New Roman" w:cs="Times New Roman"/>
+          <w:sz w:val="28"/>
+          <w:szCs w:val="28"/>
+        </w:rPr>
+        <w:sym w:font="Wingdings" w:char="F0E0"/>
+      </w:r>
+      <w:r>
+        <w:rPr>
+          <w:rFonts w:ascii="Times New Roman" w:hAnsi="Times New Roman" w:cs="Times New Roman"/>
+          <w:sz w:val="28"/>
+          <w:szCs w:val="28"/>
+        </w:rPr>
+        <w:t xml:space="preserve"> </w:t>
+      </w:r>
+      <w:r>
+        <w:rPr>
+          <w:rFonts w:ascii="Times New Roman" w:hAnsi="Times New Roman" w:cs="Times New Roman"/>
+          <w:sz w:val="28"/>
+          <w:szCs w:val="28"/>
+        </w:rPr>
+        <w:t xml:space="preserve">yêu cầu làm thẻ </w:t>
+      </w:r>
+      <w:r>
+        <w:rPr>
+          <w:rFonts w:ascii="Times New Roman" w:hAnsi="Times New Roman" w:cs="Times New Roman"/>
+          <w:sz w:val="28"/>
+          <w:szCs w:val="28"/>
+        </w:rPr>
+        <w:sym w:font="Wingdings" w:char="F0E0"/>
+      </w:r>
+      <w:r>
+        <w:rPr>
+          <w:rFonts w:ascii="Times New Roman" w:hAnsi="Times New Roman" w:cs="Times New Roman"/>
+          <w:sz w:val="28"/>
+          <w:szCs w:val="28"/>
+        </w:rPr>
+        <w:t xml:space="preserve"> tạo thẻ mới ở trạng thái chờ duyệt. </w:t>
+      </w:r>
+    </w:p>
+    <w:p>
+      <w:pPr>
+        <w:spacing w:after="120"/>
+        <w:rPr>
+          <w:rFonts w:ascii="Times New Roman" w:hAnsi="Times New Roman" w:cs="Times New Roman"/>
+          <w:sz w:val="28"/>
+          <w:szCs w:val="28"/>
+        </w:rPr>
+      </w:pPr>
+      <w:r>
+        <w:rPr>
+          <w:rFonts w:ascii="Times New Roman" w:hAnsi="Times New Roman" w:cs="Times New Roman"/>
+          <w:sz w:val="28"/>
+          <w:szCs w:val="28"/>
+        </w:rPr>
+        <w:t>2</w:t>
+      </w:r>
+      <w:r>
+        <w:rPr>
+          <w:rFonts w:ascii="Times New Roman" w:hAnsi="Times New Roman" w:cs="Times New Roman"/>
+          <w:sz w:val="28"/>
+          <w:szCs w:val="28"/>
+          <w:lang w:val="vi-VN"/>
+        </w:rPr>
+        <w:t xml:space="preserve">. </w:t>
+      </w:r>
+      <w:r>
+        <w:rPr>
+          <w:rFonts w:ascii="Times New Roman" w:hAnsi="Times New Roman" w:cs="Times New Roman"/>
+          <w:sz w:val="28"/>
+          <w:szCs w:val="28"/>
+        </w:rPr>
+        <w:t xml:space="preserve">Đã có thẻ đang hoạt động </w:t>
+      </w:r>
+      <w:r>
+        <w:rPr>
+          <w:rFonts w:ascii="Times New Roman" w:hAnsi="Times New Roman" w:cs="Times New Roman"/>
+          <w:sz w:val="28"/>
+          <w:szCs w:val="28"/>
+        </w:rPr>
+        <w:sym w:font="Wingdings" w:char="F0E0"/>
+      </w:r>
+      <w:r>
+        <w:rPr>
+          <w:rFonts w:ascii="Times New Roman" w:hAnsi="Times New Roman" w:cs="Times New Roman"/>
+          <w:sz w:val="28"/>
+          <w:szCs w:val="28"/>
+        </w:rPr>
+        <w:t xml:space="preserve"> yêu cầu làm thẻ mới </w:t>
+      </w:r>
+      <w:r>
+        <w:rPr>
           <w:rFonts w:ascii="Segoe UI Symbol" w:hAnsi="Segoe UI Symbol" w:cs="Segoe UI Symbol"/>
           <w:sz w:val="28"/>
           <w:szCs w:val="28"/>
         </w:rPr>
-        <w:t>-&gt;</w:t>
-      </w:r>
-      <w:r>
-        <w:rPr>
-          <w:rFonts w:ascii="Times New Roman" w:hAnsi="Times New Roman" w:cs="Times New Roman"/>
-          <w:sz w:val="28"/>
-          <w:szCs w:val="28"/>
-        </w:rPr>
-        <w:t xml:space="preserve"> yêu cầu làm thẻ </w:t>
-      </w:r>
-      <w:r>
-        <w:rPr>
-          <w:rFonts w:ascii="Segoe UI Symbol" w:hAnsi="Segoe UI Symbol" w:cs="Segoe UI Symbol"/>
-          <w:sz w:val="28"/>
-          <w:szCs w:val="28"/>
-        </w:rPr>
-        <w:t>-&gt;</w:t>
-      </w:r>
-      <w:r>
-        <w:rPr>
-          <w:rFonts w:ascii="Times New Roman" w:hAnsi="Times New Roman" w:cs="Times New Roman"/>
-          <w:sz w:val="28"/>
-          <w:szCs w:val="28"/>
-        </w:rPr>
-        <w:t xml:space="preserve"> tạo thẻ mới ở trạng thái chờ duyệt. </w:t>
-      </w:r>
-    </w:p>
-    <w:p>
-      <w:pPr>
-        <w:spacing w:after="120"/>
-        <w:rPr>
-          <w:rFonts w:ascii="Times New Roman" w:hAnsi="Times New Roman" w:cs="Times New Roman"/>
-          <w:sz w:val="28"/>
-          <w:szCs w:val="28"/>
-        </w:rPr>
-      </w:pPr>
-      <w:r>
-        <w:rPr>
-          <w:rFonts w:ascii="Times New Roman" w:hAnsi="Times New Roman" w:cs="Times New Roman"/>
-          <w:sz w:val="28"/>
-          <w:szCs w:val="28"/>
-        </w:rPr>
-        <w:t>2</w:t>
-      </w:r>
-      <w:r>
-        <w:rPr>
-          <w:rFonts w:ascii="Times New Roman" w:hAnsi="Times New Roman" w:cs="Times New Roman"/>
-          <w:sz w:val="28"/>
-          <w:szCs w:val="28"/>
-          <w:lang w:val="vi-VN"/>
-        </w:rPr>
-        <w:t xml:space="preserve">. </w:t>
-      </w:r>
-      <w:r>
-        <w:rPr>
-          <w:rFonts w:ascii="Times New Roman" w:hAnsi="Times New Roman" w:cs="Times New Roman"/>
-          <w:sz w:val="28"/>
-          <w:szCs w:val="28"/>
-        </w:rPr>
-        <w:t xml:space="preserve">Đã có thẻ đang hoạt động </w:t>
-      </w:r>
-      <w:r>
-        <w:rPr>
-          <w:rFonts w:ascii="Segoe UI Symbol" w:hAnsi="Segoe UI Symbol" w:cs="Segoe UI Symbol"/>
-          <w:sz w:val="28"/>
-          <w:szCs w:val="28"/>
-        </w:rPr>
-        <w:t>-&gt;</w:t>
-      </w:r>
-      <w:r>
-        <w:rPr>
-          <w:rFonts w:ascii="Times New Roman" w:hAnsi="Times New Roman" w:cs="Times New Roman"/>
-          <w:sz w:val="28"/>
-          <w:szCs w:val="28"/>
-        </w:rPr>
-        <w:t xml:space="preserve"> yêu cầu làm thẻ mới </w:t>
-      </w:r>
-      <w:r>
-        <w:rPr>
-          <w:rFonts w:ascii="Segoe UI Symbol" w:hAnsi="Segoe UI Symbol" w:cs="Segoe UI Symbol"/>
-          <w:sz w:val="28"/>
-          <w:szCs w:val="28"/>
-        </w:rPr>
-        <w:t>-&gt;</w:t>
+        <w:t>-</w:t>
+      </w:r>
+      <w:r>
+        <w:rPr>
+          <w:rFonts w:ascii="Times New Roman" w:hAnsi="Times New Roman" w:cs="Times New Roman"/>
+          <w:sz w:val="28"/>
+          <w:szCs w:val="28"/>
+        </w:rPr>
+        <w:sym w:font="Wingdings" w:char="F0E0"/>
       </w:r>
       <w:r>
         <w:rPr>
@@ -156,6 +172,14 @@
           <w:szCs w:val="28"/>
         </w:rPr>
         <w:t xml:space="preserve"> bị từ chối (không được cấp trùng).</w:t>
+      </w:r>
+      <w:r>
+        <w:rPr>
+          <w:rFonts w:ascii="Times New Roman" w:hAnsi="Times New Roman" w:cs="Times New Roman"/>
+          <w:sz w:val="28"/>
+          <w:szCs w:val="28"/>
+        </w:rPr>
+        <w:t xml:space="preserve"> </w:t>
       </w:r>
     </w:p>
     <w:p>
@@ -224,11 +248,11 @@
       </w:r>
       <w:r>
         <w:rPr>
-          <w:rFonts w:ascii="Segoe UI Symbol" w:hAnsi="Segoe UI Symbol" w:cs="Segoe UI Symbol"/>
-          <w:sz w:val="28"/>
-          <w:szCs w:val="28"/>
-        </w:rPr>
-        <w:t>-&gt;</w:t>
+          <w:rFonts w:ascii="Times New Roman" w:hAnsi="Times New Roman" w:cs="Times New Roman"/>
+          <w:sz w:val="28"/>
+          <w:szCs w:val="28"/>
+        </w:rPr>
+        <w:sym w:font="Wingdings" w:char="F0E0"/>
       </w:r>
       <w:r>
         <w:rPr>
@@ -240,11 +264,11 @@
       </w:r>
       <w:r>
         <w:rPr>
-          <w:rFonts w:ascii="Segoe UI Symbol" w:hAnsi="Segoe UI Symbol" w:cs="Segoe UI Symbol"/>
-          <w:sz w:val="28"/>
-          <w:szCs w:val="28"/>
-        </w:rPr>
-        <w:t>-&gt;</w:t>
+          <w:rFonts w:ascii="Times New Roman" w:hAnsi="Times New Roman" w:cs="Times New Roman"/>
+          <w:sz w:val="28"/>
+          <w:szCs w:val="28"/>
+        </w:rPr>
+        <w:sym w:font="Wingdings" w:char="F0E0"/>
       </w:r>
       <w:r>
         <w:rPr>
@@ -283,11 +307,11 @@
       </w:r>
       <w:r>
         <w:rPr>
-          <w:rFonts w:ascii="Segoe UI Symbol" w:hAnsi="Segoe UI Symbol" w:cs="Segoe UI Symbol"/>
-          <w:sz w:val="28"/>
-          <w:szCs w:val="28"/>
-        </w:rPr>
-        <w:t>-&gt;</w:t>
+          <w:rFonts w:ascii="Times New Roman" w:hAnsi="Times New Roman" w:cs="Times New Roman"/>
+          <w:sz w:val="28"/>
+          <w:szCs w:val="28"/>
+        </w:rPr>
+        <w:sym w:font="Wingdings" w:char="F0E0"/>
       </w:r>
       <w:r>
         <w:rPr>
@@ -299,11 +323,11 @@
       </w:r>
       <w:r>
         <w:rPr>
-          <w:rFonts w:ascii="Segoe UI Symbol" w:hAnsi="Segoe UI Symbol" w:cs="Segoe UI Symbol"/>
-          <w:sz w:val="28"/>
-          <w:szCs w:val="28"/>
-        </w:rPr>
-        <w:t>-&gt;</w:t>
+          <w:rFonts w:ascii="Times New Roman" w:hAnsi="Times New Roman" w:cs="Times New Roman"/>
+          <w:sz w:val="28"/>
+          <w:szCs w:val="28"/>
+        </w:rPr>
+        <w:sym w:font="Wingdings" w:char="F0E0"/>
       </w:r>
       <w:r>
         <w:rPr>
@@ -372,11 +396,88 @@
       </w:r>
       <w:r>
         <w:rPr>
+          <w:rFonts w:ascii="Times New Roman" w:hAnsi="Times New Roman" w:cs="Times New Roman"/>
+          <w:sz w:val="28"/>
+          <w:szCs w:val="28"/>
+        </w:rPr>
+        <w:sym w:font="Wingdings" w:char="F0E0"/>
+      </w:r>
+      <w:r>
+        <w:rPr>
+          <w:rFonts w:ascii="Times New Roman" w:hAnsi="Times New Roman" w:cs="Times New Roman"/>
+          <w:sz w:val="28"/>
+          <w:szCs w:val="28"/>
+        </w:rPr>
+        <w:t xml:space="preserve"> check-in </w:t>
+      </w:r>
+      <w:r>
+        <w:rPr>
+          <w:rFonts w:ascii="Times New Roman" w:hAnsi="Times New Roman" w:cs="Times New Roman"/>
+          <w:sz w:val="28"/>
+          <w:szCs w:val="28"/>
+        </w:rPr>
+        <w:sym w:font="Wingdings" w:char="F0E0"/>
+      </w:r>
+      <w:r>
+        <w:rPr>
+          <w:rFonts w:ascii="Times New Roman" w:hAnsi="Times New Roman" w:cs="Times New Roman"/>
+          <w:sz w:val="28"/>
+          <w:szCs w:val="28"/>
+        </w:rPr>
+        <w:t xml:space="preserve"> mở barie và tạo record CheckIn. </w:t>
+      </w:r>
+    </w:p>
+    <w:p>
+      <w:pPr>
+        <w:spacing w:after="120"/>
+        <w:rPr>
+          <w:rFonts w:ascii="Times New Roman" w:hAnsi="Times New Roman" w:cs="Times New Roman"/>
+          <w:sz w:val="28"/>
+          <w:szCs w:val="28"/>
+          <w:lang w:val="vi-VN"/>
+        </w:rPr>
+      </w:pPr>
+      <w:r>
+        <w:rPr>
+          <w:rFonts w:ascii="Times New Roman" w:hAnsi="Times New Roman" w:cs="Times New Roman"/>
+          <w:sz w:val="28"/>
+          <w:szCs w:val="28"/>
+          <w:lang w:val="vi-VN"/>
+        </w:rPr>
+        <w:t>2.</w:t>
+      </w:r>
+      <w:r>
+        <w:rPr>
+          <w:rFonts w:ascii="Times New Roman" w:hAnsi="Times New Roman" w:cs="Times New Roman"/>
+          <w:sz w:val="28"/>
+          <w:szCs w:val="28"/>
+        </w:rPr>
+        <w:t xml:space="preserve"> Thẻ hết hạn</w:t>
+      </w:r>
+      <w:r>
+        <w:rPr>
+          <w:rFonts w:ascii="Times New Roman" w:hAnsi="Times New Roman" w:cs="Times New Roman"/>
+          <w:sz w:val="28"/>
+          <w:szCs w:val="28"/>
+          <w:lang w:val="vi-VN"/>
+        </w:rPr>
+        <w:t xml:space="preserve"> </w:t>
+      </w:r>
+      <w:r>
+        <w:rPr>
           <w:rFonts w:ascii="Segoe UI Symbol" w:hAnsi="Segoe UI Symbol" w:cs="Segoe UI Symbol"/>
           <w:sz w:val="28"/>
           <w:szCs w:val="28"/>
         </w:rPr>
-        <w:t>-&gt;</w:t>
+        <w:t>-</w:t>
+      </w:r>
+      <w:r>
+        <w:rPr>
+          <w:rFonts w:ascii="Times New Roman" w:hAnsi="Times New Roman" w:cs="Times New Roman"/>
+          <w:sz w:val="28"/>
+          <w:szCs w:val="28"/>
+        </w:rPr>
+        <w:sym w:font="Wingdings" w:char="F0E0"/>
       </w:r>
       <w:r>
         <w:rPr>
@@ -388,64 +489,104 @@
       </w:r>
       <w:r>
         <w:rPr>
-          <w:rFonts w:ascii="Segoe UI Symbol" w:hAnsi="Segoe UI Symbol" w:cs="Segoe UI Symbol"/>
-          <w:sz w:val="28"/>
-          <w:szCs w:val="28"/>
-        </w:rPr>
-        <w:t>-&gt;</w:t>
-      </w:r>
-      <w:r>
-        <w:rPr>
-          <w:rFonts w:ascii="Times New Roman" w:hAnsi="Times New Roman" w:cs="Times New Roman"/>
-          <w:sz w:val="28"/>
-          <w:szCs w:val="28"/>
-        </w:rPr>
-        <w:t xml:space="preserve"> mở barie và tạo record CheckIn. </w:t>
-      </w:r>
-    </w:p>
-    <w:p>
-      <w:pPr>
-        <w:spacing w:after="120"/>
-        <w:rPr>
-          <w:rFonts w:ascii="Times New Roman" w:hAnsi="Times New Roman" w:cs="Times New Roman"/>
-          <w:sz w:val="28"/>
-          <w:szCs w:val="28"/>
-          <w:lang w:val="vi-VN"/>
-        </w:rPr>
-      </w:pPr>
-      <w:r>
-        <w:rPr>
-          <w:rFonts w:ascii="Times New Roman" w:hAnsi="Times New Roman" w:cs="Times New Roman"/>
-          <w:sz w:val="28"/>
-          <w:szCs w:val="28"/>
-          <w:lang w:val="vi-VN"/>
-        </w:rPr>
-        <w:t>2.</w:t>
-      </w:r>
-      <w:r>
-        <w:rPr>
-          <w:rFonts w:ascii="Times New Roman" w:hAnsi="Times New Roman" w:cs="Times New Roman"/>
-          <w:sz w:val="28"/>
-          <w:szCs w:val="28"/>
-        </w:rPr>
-        <w:t xml:space="preserve"> Thẻ hết hạn</w:t>
-      </w:r>
-      <w:r>
-        <w:rPr>
-          <w:rFonts w:ascii="Times New Roman" w:hAnsi="Times New Roman" w:cs="Times New Roman"/>
-          <w:sz w:val="28"/>
-          <w:szCs w:val="28"/>
-          <w:lang w:val="vi-VN"/>
+          <w:rFonts w:ascii="Times New Roman" w:hAnsi="Times New Roman" w:cs="Times New Roman"/>
+          <w:sz w:val="28"/>
+          <w:szCs w:val="28"/>
+        </w:rPr>
+        <w:sym w:font="Wingdings" w:char="F0E0"/>
+      </w:r>
+      <w:r>
+        <w:rPr>
+          <w:rFonts w:ascii="Times New Roman" w:hAnsi="Times New Roman" w:cs="Times New Roman"/>
+          <w:sz w:val="28"/>
+          <w:szCs w:val="28"/>
         </w:rPr>
         <w:t xml:space="preserve"> </w:t>
       </w:r>
       <w:r>
         <w:rPr>
-          <w:rFonts w:ascii="Segoe UI Symbol" w:hAnsi="Segoe UI Symbol" w:cs="Segoe UI Symbol"/>
-          <w:sz w:val="28"/>
-          <w:szCs w:val="28"/>
-        </w:rPr>
-        <w:t>-&gt;</w:t>
+          <w:rFonts w:ascii="Times New Roman" w:hAnsi="Times New Roman" w:cs="Times New Roman"/>
+          <w:sz w:val="28"/>
+          <w:szCs w:val="28"/>
+        </w:rPr>
+        <w:t>Thông</w:t>
+      </w:r>
+      <w:r>
+        <w:rPr>
+          <w:rFonts w:ascii="Times New Roman" w:hAnsi="Times New Roman" w:cs="Times New Roman"/>
+          <w:sz w:val="28"/>
+          <w:szCs w:val="28"/>
+          <w:lang w:val="vi-VN"/>
+        </w:rPr>
+        <w:t xml:space="preserve"> báo ghi nợ (tối đa 2 lần/ tháng)</w:t>
+      </w:r>
+      <w:r>
+        <w:rPr>
+          <w:rFonts w:ascii="Times New Roman" w:hAnsi="Times New Roman" w:cs="Times New Roman"/>
+          <w:sz w:val="28"/>
+          <w:szCs w:val="28"/>
+        </w:rPr>
+        <w:t xml:space="preserve"> </w:t>
+      </w:r>
+      <w:r>
+        <w:rPr>
+          <w:rFonts w:ascii="Times New Roman" w:hAnsi="Times New Roman" w:cs="Times New Roman"/>
+          <w:sz w:val="28"/>
+          <w:szCs w:val="28"/>
+        </w:rPr>
+        <w:sym w:font="Wingdings" w:char="F0E0"/>
+      </w:r>
+      <w:r>
+        <w:rPr>
+          <w:rFonts w:ascii="Times New Roman" w:hAnsi="Times New Roman" w:cs="Times New Roman"/>
+          <w:sz w:val="28"/>
+          <w:szCs w:val="28"/>
+        </w:rPr>
+        <w:t xml:space="preserve"> </w:t>
+      </w:r>
+      <w:r>
+        <w:rPr>
+          <w:rFonts w:ascii="Times New Roman" w:hAnsi="Times New Roman" w:cs="Times New Roman"/>
+          <w:sz w:val="28"/>
+          <w:szCs w:val="28"/>
+        </w:rPr>
+        <w:t>mở barie và tạo record CheckIn.</w:t>
+      </w:r>
+    </w:p>
+    <w:p>
+      <w:pPr>
+        <w:spacing w:after="120"/>
+        <w:rPr>
+          <w:rFonts w:ascii="Times New Roman" w:hAnsi="Times New Roman" w:cs="Times New Roman"/>
+          <w:sz w:val="28"/>
+          <w:szCs w:val="28"/>
+          <w:lang w:val="vi-VN"/>
+        </w:rPr>
+      </w:pPr>
+      <w:r>
+        <w:rPr>
+          <w:rFonts w:ascii="Times New Roman" w:hAnsi="Times New Roman" w:cs="Times New Roman"/>
+          <w:sz w:val="28"/>
+          <w:szCs w:val="28"/>
+          <w:lang w:val="vi-VN"/>
+        </w:rPr>
+        <w:t xml:space="preserve">3. </w:t>
+      </w:r>
+      <w:r>
+        <w:rPr>
+          <w:rFonts w:ascii="Times New Roman" w:hAnsi="Times New Roman" w:cs="Times New Roman"/>
+          <w:sz w:val="28"/>
+          <w:szCs w:val="28"/>
+        </w:rPr>
+        <w:t xml:space="preserve">bị khóa hoặc không hợp lệ </w:t>
+      </w:r>
+      <w:r>
+        <w:rPr>
+          <w:rFonts w:ascii="Times New Roman" w:hAnsi="Times New Roman" w:cs="Times New Roman"/>
+          <w:sz w:val="28"/>
+          <w:szCs w:val="28"/>
+        </w:rPr>
+        <w:sym w:font="Wingdings" w:char="F0E0"/>
       </w:r>
       <w:r>
         <w:rPr>
@@ -457,121 +598,11 @@
       </w:r>
       <w:r>
         <w:rPr>
-          <w:rFonts w:ascii="Segoe UI Symbol" w:hAnsi="Segoe UI Symbol" w:cs="Segoe UI Symbol"/>
-          <w:sz w:val="28"/>
-          <w:szCs w:val="28"/>
-        </w:rPr>
-        <w:t>-&gt;</w:t>
-      </w:r>
-      <w:r>
-        <w:rPr>
-          <w:rFonts w:ascii="Times New Roman" w:hAnsi="Times New Roman" w:cs="Times New Roman"/>
-          <w:sz w:val="28"/>
-          <w:szCs w:val="28"/>
-        </w:rPr>
-        <w:t xml:space="preserve"> </w:t>
-      </w:r>
-      <w:r>
-        <w:rPr>
-          <w:rFonts w:ascii="Times New Roman" w:hAnsi="Times New Roman" w:cs="Times New Roman"/>
-          <w:sz w:val="28"/>
-          <w:szCs w:val="28"/>
-        </w:rPr>
-        <w:t>Thông</w:t>
-      </w:r>
-      <w:r>
-        <w:rPr>
-          <w:rFonts w:ascii="Times New Roman" w:hAnsi="Times New Roman" w:cs="Times New Roman"/>
-          <w:sz w:val="28"/>
-          <w:szCs w:val="28"/>
-          <w:lang w:val="vi-VN"/>
-        </w:rPr>
-        <w:t xml:space="preserve"> báo ghi nợ (tối đa 2 lần/ tháng)</w:t>
-      </w:r>
-      <w:r>
-        <w:rPr>
-          <w:rFonts w:ascii="Times New Roman" w:hAnsi="Times New Roman" w:cs="Times New Roman"/>
-          <w:sz w:val="28"/>
-          <w:szCs w:val="28"/>
-          <w:lang w:val="vi-VN"/>
-        </w:rPr>
-        <w:t xml:space="preserve"> </w:t>
-      </w:r>
-      <w:r>
-        <w:rPr>
-          <w:rFonts w:ascii="Segoe UI Symbol" w:hAnsi="Segoe UI Symbol" w:cs="Segoe UI Symbol"/>
-          <w:sz w:val="28"/>
-          <w:szCs w:val="28"/>
-        </w:rPr>
-        <w:t>-&gt;</w:t>
-      </w:r>
-      <w:r>
-        <w:rPr>
-          <w:rFonts w:ascii="Times New Roman" w:hAnsi="Times New Roman" w:cs="Times New Roman"/>
-          <w:sz w:val="28"/>
-          <w:szCs w:val="28"/>
-        </w:rPr>
-        <w:t xml:space="preserve"> </w:t>
-      </w:r>
-      <w:r>
-        <w:rPr>
-          <w:rFonts w:ascii="Times New Roman" w:hAnsi="Times New Roman" w:cs="Times New Roman"/>
-          <w:sz w:val="28"/>
-          <w:szCs w:val="28"/>
-        </w:rPr>
-        <w:t>mở barie và tạo record CheckIn.</w:t>
-      </w:r>
-    </w:p>
-    <w:p>
-      <w:pPr>
-        <w:spacing w:after="120"/>
-        <w:rPr>
-          <w:rFonts w:ascii="Times New Roman" w:hAnsi="Times New Roman" w:cs="Times New Roman"/>
-          <w:sz w:val="28"/>
-          <w:szCs w:val="28"/>
-          <w:lang w:val="vi-VN"/>
-        </w:rPr>
-      </w:pPr>
-      <w:r>
-        <w:rPr>
-          <w:rFonts w:ascii="Times New Roman" w:hAnsi="Times New Roman" w:cs="Times New Roman"/>
-          <w:sz w:val="28"/>
-          <w:szCs w:val="28"/>
-          <w:lang w:val="vi-VN"/>
-        </w:rPr>
-        <w:t xml:space="preserve">3. </w:t>
-      </w:r>
-      <w:r>
-        <w:rPr>
-          <w:rFonts w:ascii="Times New Roman" w:hAnsi="Times New Roman" w:cs="Times New Roman"/>
-          <w:sz w:val="28"/>
-          <w:szCs w:val="28"/>
-        </w:rPr>
-        <w:t xml:space="preserve">bị khóa hoặc không hợp lệ </w:t>
-      </w:r>
-      <w:r>
-        <w:rPr>
-          <w:rFonts w:ascii="Segoe UI Symbol" w:hAnsi="Segoe UI Symbol" w:cs="Segoe UI Symbol"/>
-          <w:sz w:val="28"/>
-          <w:szCs w:val="28"/>
-        </w:rPr>
-        <w:t>-&gt;</w:t>
-      </w:r>
-      <w:r>
-        <w:rPr>
-          <w:rFonts w:ascii="Times New Roman" w:hAnsi="Times New Roman" w:cs="Times New Roman"/>
-          <w:sz w:val="28"/>
-          <w:szCs w:val="28"/>
-        </w:rPr>
-        <w:t xml:space="preserve"> check-in </w:t>
-      </w:r>
-      <w:r>
-        <w:rPr>
-          <w:rFonts w:ascii="Segoe UI Symbol" w:hAnsi="Segoe UI Symbol" w:cs="Segoe UI Symbol"/>
-          <w:sz w:val="28"/>
-          <w:szCs w:val="28"/>
-        </w:rPr>
-        <w:t>-&gt;</w:t>
+          <w:rFonts w:ascii="Times New Roman" w:hAnsi="Times New Roman" w:cs="Times New Roman"/>
+          <w:sz w:val="28"/>
+          <w:szCs w:val="28"/>
+        </w:rPr>
+        <w:sym w:font="Wingdings" w:char="F0E0"/>
       </w:r>
       <w:r>
         <w:rPr>
@@ -640,11 +671,86 @@
       </w:r>
       <w:r>
         <w:rPr>
+          <w:rFonts w:ascii="Times New Roman" w:hAnsi="Times New Roman" w:cs="Times New Roman"/>
+          <w:sz w:val="28"/>
+          <w:szCs w:val="28"/>
+        </w:rPr>
+        <w:sym w:font="Wingdings" w:char="F0E0"/>
+      </w:r>
+      <w:r>
+        <w:rPr>
+          <w:rFonts w:ascii="Times New Roman" w:hAnsi="Times New Roman" w:cs="Times New Roman"/>
+          <w:sz w:val="28"/>
+          <w:szCs w:val="28"/>
+        </w:rPr>
+        <w:t xml:space="preserve"> check-out </w:t>
+      </w:r>
+      <w:r>
+        <w:rPr>
+          <w:rFonts w:ascii="Times New Roman" w:hAnsi="Times New Roman" w:cs="Times New Roman"/>
+          <w:sz w:val="28"/>
+          <w:szCs w:val="28"/>
+        </w:rPr>
+        <w:sym w:font="Wingdings" w:char="F0E0"/>
+      </w:r>
+      <w:r>
+        <w:rPr>
+          <w:rFonts w:ascii="Times New Roman" w:hAnsi="Times New Roman" w:cs="Times New Roman"/>
+          <w:sz w:val="28"/>
+          <w:szCs w:val="28"/>
+        </w:rPr>
+        <w:t xml:space="preserve"> mở barie và ghi nhận CheckOut. </w:t>
+      </w:r>
+    </w:p>
+    <w:p>
+      <w:pPr>
+        <w:spacing w:after="120"/>
+        <w:rPr>
+          <w:rFonts w:ascii="Times New Roman" w:hAnsi="Times New Roman" w:cs="Times New Roman"/>
+          <w:sz w:val="28"/>
+          <w:szCs w:val="28"/>
+        </w:rPr>
+      </w:pPr>
+      <w:r>
+        <w:rPr>
+          <w:rFonts w:ascii="Times New Roman" w:hAnsi="Times New Roman" w:cs="Times New Roman"/>
+          <w:sz w:val="28"/>
+          <w:szCs w:val="28"/>
+        </w:rPr>
+        <w:t>2</w:t>
+      </w:r>
+      <w:r>
+        <w:rPr>
+          <w:rFonts w:ascii="Times New Roman" w:hAnsi="Times New Roman" w:cs="Times New Roman"/>
+          <w:sz w:val="28"/>
+          <w:szCs w:val="28"/>
+          <w:lang w:val="vi-VN"/>
+        </w:rPr>
+        <w:t>.</w:t>
+      </w:r>
+      <w:r>
+        <w:rPr>
+          <w:rFonts w:ascii="Times New Roman" w:hAnsi="Times New Roman" w:cs="Times New Roman"/>
+          <w:sz w:val="28"/>
+          <w:szCs w:val="28"/>
+        </w:rPr>
+        <w:t xml:space="preserve"> Không có lịch sử CheckIn hoặc sai biển số </w:t>
+      </w:r>
+      <w:r>
+        <w:rPr>
           <w:rFonts w:ascii="Segoe UI Symbol" w:hAnsi="Segoe UI Symbol" w:cs="Segoe UI Symbol"/>
           <w:sz w:val="28"/>
           <w:szCs w:val="28"/>
         </w:rPr>
-        <w:t>-&gt;</w:t>
+        <w:t>-</w:t>
+      </w:r>
+      <w:r>
+        <w:rPr>
+          <w:rFonts w:ascii="Times New Roman" w:hAnsi="Times New Roman" w:cs="Times New Roman"/>
+          <w:sz w:val="28"/>
+          <w:szCs w:val="28"/>
+        </w:rPr>
+        <w:sym w:font="Wingdings" w:char="F0E0"/>
       </w:r>
       <w:r>
         <w:rPr>
@@ -656,78 +762,11 @@
       </w:r>
       <w:r>
         <w:rPr>
-          <w:rFonts w:ascii="Segoe UI Symbol" w:hAnsi="Segoe UI Symbol" w:cs="Segoe UI Symbol"/>
-          <w:sz w:val="28"/>
-          <w:szCs w:val="28"/>
-        </w:rPr>
-        <w:t>-&gt;</w:t>
-      </w:r>
-      <w:r>
-        <w:rPr>
-          <w:rFonts w:ascii="Times New Roman" w:hAnsi="Times New Roman" w:cs="Times New Roman"/>
-          <w:sz w:val="28"/>
-          <w:szCs w:val="28"/>
-        </w:rPr>
-        <w:t xml:space="preserve"> mở barie và ghi nhận CheckOut. </w:t>
-      </w:r>
-    </w:p>
-    <w:p>
-      <w:pPr>
-        <w:spacing w:after="120"/>
-        <w:rPr>
-          <w:rFonts w:ascii="Times New Roman" w:hAnsi="Times New Roman" w:cs="Times New Roman"/>
-          <w:sz w:val="28"/>
-          <w:szCs w:val="28"/>
-        </w:rPr>
-      </w:pPr>
-      <w:r>
-        <w:rPr>
-          <w:rFonts w:ascii="Times New Roman" w:hAnsi="Times New Roman" w:cs="Times New Roman"/>
-          <w:sz w:val="28"/>
-          <w:szCs w:val="28"/>
-        </w:rPr>
-        <w:t>2</w:t>
-      </w:r>
-      <w:r>
-        <w:rPr>
-          <w:rFonts w:ascii="Times New Roman" w:hAnsi="Times New Roman" w:cs="Times New Roman"/>
-          <w:sz w:val="28"/>
-          <w:szCs w:val="28"/>
-          <w:lang w:val="vi-VN"/>
-        </w:rPr>
-        <w:t>.</w:t>
-      </w:r>
-      <w:r>
-        <w:rPr>
-          <w:rFonts w:ascii="Times New Roman" w:hAnsi="Times New Roman" w:cs="Times New Roman"/>
-          <w:sz w:val="28"/>
-          <w:szCs w:val="28"/>
-        </w:rPr>
-        <w:t xml:space="preserve"> Không có lịch sử CheckIn hoặc sai biển số </w:t>
-      </w:r>
-      <w:r>
-        <w:rPr>
-          <w:rFonts w:ascii="Segoe UI Symbol" w:hAnsi="Segoe UI Symbol" w:cs="Segoe UI Symbol"/>
-          <w:sz w:val="28"/>
-          <w:szCs w:val="28"/>
-        </w:rPr>
-        <w:t>-&gt;</w:t>
-      </w:r>
-      <w:r>
-        <w:rPr>
-          <w:rFonts w:ascii="Times New Roman" w:hAnsi="Times New Roman" w:cs="Times New Roman"/>
-          <w:sz w:val="28"/>
-          <w:szCs w:val="28"/>
-        </w:rPr>
-        <w:t xml:space="preserve"> check-out </w:t>
-      </w:r>
-      <w:r>
-        <w:rPr>
-          <w:rFonts w:ascii="Segoe UI Symbol" w:hAnsi="Segoe UI Symbol" w:cs="Segoe UI Symbol"/>
-          <w:sz w:val="28"/>
-          <w:szCs w:val="28"/>
-        </w:rPr>
-        <w:t>-&gt;</w:t>
+          <w:rFonts w:ascii="Times New Roman" w:hAnsi="Times New Roman" w:cs="Times New Roman"/>
+          <w:sz w:val="28"/>
+          <w:szCs w:val="28"/>
+        </w:rPr>
+        <w:sym w:font="Wingdings" w:char="F0E0"/>
       </w:r>
       <w:r>
         <w:rPr>
@@ -796,11 +835,11 @@
       </w:r>
       <w:r>
         <w:rPr>
-          <w:rFonts w:ascii="Segoe UI Symbol" w:hAnsi="Segoe UI Symbol" w:cs="Segoe UI Symbol"/>
-          <w:sz w:val="28"/>
-          <w:szCs w:val="28"/>
-        </w:rPr>
-        <w:t>-&gt;</w:t>
+          <w:rFonts w:ascii="Times New Roman" w:hAnsi="Times New Roman" w:cs="Times New Roman"/>
+          <w:sz w:val="28"/>
+          <w:szCs w:val="28"/>
+        </w:rPr>
+        <w:sym w:font="Wingdings" w:char="F0E0"/>
       </w:r>
       <w:r>
         <w:rPr>
@@ -812,11 +851,11 @@
       </w:r>
       <w:r>
         <w:rPr>
-          <w:rFonts w:ascii="Segoe UI Symbol" w:hAnsi="Segoe UI Symbol" w:cs="Segoe UI Symbol"/>
-          <w:sz w:val="28"/>
-          <w:szCs w:val="28"/>
-        </w:rPr>
-        <w:t>-&gt;</w:t>
+          <w:rFonts w:ascii="Times New Roman" w:hAnsi="Times New Roman" w:cs="Times New Roman"/>
+          <w:sz w:val="28"/>
+          <w:szCs w:val="28"/>
+        </w:rPr>
+        <w:sym w:font="Wingdings" w:char="F0E0"/>
       </w:r>
       <w:r>
         <w:rPr>
@@ -863,11 +902,11 @@
       </w:r>
       <w:r>
         <w:rPr>
-          <w:rFonts w:ascii="Segoe UI Symbol" w:hAnsi="Segoe UI Symbol" w:cs="Segoe UI Symbol"/>
-          <w:sz w:val="28"/>
-          <w:szCs w:val="28"/>
-        </w:rPr>
-        <w:t>-&gt;</w:t>
+          <w:rFonts w:ascii="Times New Roman" w:hAnsi="Times New Roman" w:cs="Times New Roman"/>
+          <w:sz w:val="28"/>
+          <w:szCs w:val="28"/>
+        </w:rPr>
+        <w:sym w:font="Wingdings" w:char="F0E0"/>
       </w:r>
       <w:r>
         <w:rPr>
@@ -879,11 +918,11 @@
       </w:r>
       <w:r>
         <w:rPr>
-          <w:rFonts w:ascii="Segoe UI Symbol" w:hAnsi="Segoe UI Symbol" w:cs="Segoe UI Symbol"/>
-          <w:sz w:val="28"/>
-          <w:szCs w:val="28"/>
-        </w:rPr>
-        <w:t>-&gt;</w:t>
+          <w:rFonts w:ascii="Times New Roman" w:hAnsi="Times New Roman" w:cs="Times New Roman"/>
+          <w:sz w:val="28"/>
+          <w:szCs w:val="28"/>
+        </w:rPr>
+        <w:sym w:font="Wingdings" w:char="F0E0"/>
       </w:r>
       <w:r>
         <w:rPr>
@@ -952,11 +991,11 @@
       </w:r>
       <w:r>
         <w:rPr>
-          <w:rFonts w:ascii="Segoe UI Symbol" w:hAnsi="Segoe UI Symbol" w:cs="Segoe UI Symbol"/>
-          <w:sz w:val="28"/>
-          <w:szCs w:val="28"/>
-        </w:rPr>
-        <w:t>-&gt;</w:t>
+          <w:rFonts w:ascii="Times New Roman" w:hAnsi="Times New Roman" w:cs="Times New Roman"/>
+          <w:sz w:val="28"/>
+          <w:szCs w:val="28"/>
+        </w:rPr>
+        <w:sym w:font="Wingdings" w:char="F0E0"/>
       </w:r>
       <w:r>
         <w:rPr>
@@ -968,11 +1007,11 @@
       </w:r>
       <w:r>
         <w:rPr>
-          <w:rFonts w:ascii="Segoe UI Symbol" w:hAnsi="Segoe UI Symbol" w:cs="Segoe UI Symbol"/>
-          <w:sz w:val="28"/>
-          <w:szCs w:val="28"/>
-        </w:rPr>
-        <w:t>-&gt;</w:t>
+          <w:rFonts w:ascii="Times New Roman" w:hAnsi="Times New Roman" w:cs="Times New Roman"/>
+          <w:sz w:val="28"/>
+          <w:szCs w:val="28"/>
+        </w:rPr>
+        <w:sym w:font="Wingdings" w:char="F0E0"/>
       </w:r>
       <w:r>
         <w:rPr>
@@ -1019,11 +1058,11 @@
       </w:r>
       <w:r>
         <w:rPr>
-          <w:rFonts w:ascii="Segoe UI Symbol" w:hAnsi="Segoe UI Symbol" w:cs="Segoe UI Symbol"/>
-          <w:sz w:val="28"/>
-          <w:szCs w:val="28"/>
-        </w:rPr>
-        <w:t>-&gt;</w:t>
+          <w:rFonts w:ascii="Times New Roman" w:hAnsi="Times New Roman" w:cs="Times New Roman"/>
+          <w:sz w:val="28"/>
+          <w:szCs w:val="28"/>
+        </w:rPr>
+        <w:sym w:font="Wingdings" w:char="F0E0"/>
       </w:r>
       <w:r>
         <w:rPr>
@@ -1035,11 +1074,11 @@
       </w:r>
       <w:r>
         <w:rPr>
-          <w:rFonts w:ascii="Segoe UI Symbol" w:hAnsi="Segoe UI Symbol" w:cs="Segoe UI Symbol"/>
-          <w:sz w:val="28"/>
-          <w:szCs w:val="28"/>
-        </w:rPr>
-        <w:t>-&gt;</w:t>
+          <w:rFonts w:ascii="Times New Roman" w:hAnsi="Times New Roman" w:cs="Times New Roman"/>
+          <w:sz w:val="28"/>
+          <w:szCs w:val="28"/>
+        </w:rPr>
+        <w:sym w:font="Wingdings" w:char="F0E0"/>
       </w:r>
       <w:r>
         <w:rPr>
@@ -1068,35 +1107,35 @@
           <w:sz w:val="28"/>
           <w:szCs w:val="28"/>
         </w:rPr>
+        <w:t>US-07 • Nhân viên: quản lý ra vào nhà xe của sinh viên</w:t>
+      </w:r>
+      <w:r>
+        <w:rPr>
+          <w:rFonts w:ascii="Times New Roman" w:hAnsi="Times New Roman" w:cs="Times New Roman"/>
+          <w:sz w:val="28"/>
+          <w:szCs w:val="28"/>
+        </w:rPr>
+        <w:t xml:space="preserve"> </w:t>
+      </w:r>
+    </w:p>
+    <w:p>
+      <w:pPr>
+        <w:spacing w:after="120"/>
+        <w:rPr>
+          <w:rFonts w:ascii="Times New Roman" w:hAnsi="Times New Roman" w:cs="Times New Roman"/>
+          <w:sz w:val="28"/>
+          <w:szCs w:val="28"/>
+          <w:lang w:val="vi-VN"/>
+        </w:rPr>
+      </w:pPr>
+      <w:r>
+        <w:rPr>
+          <w:rFonts w:ascii="Times New Roman" w:hAnsi="Times New Roman" w:cs="Times New Roman"/>
+          <w:sz w:val="28"/>
+          <w:szCs w:val="28"/>
+          <w:lang w:val="vi-VN"/>
+        </w:rPr>
         <w:lastRenderedPageBreak/>
-        <w:t>US-07 • Nhân viên: quản lý ra vào nhà xe của sinh viên</w:t>
-      </w:r>
-      <w:r>
-        <w:rPr>
-          <w:rFonts w:ascii="Times New Roman" w:hAnsi="Times New Roman" w:cs="Times New Roman"/>
-          <w:sz w:val="28"/>
-          <w:szCs w:val="28"/>
-        </w:rPr>
-        <w:t xml:space="preserve"> </w:t>
-      </w:r>
-    </w:p>
-    <w:p>
-      <w:pPr>
-        <w:spacing w:after="120"/>
-        <w:rPr>
-          <w:rFonts w:ascii="Times New Roman" w:hAnsi="Times New Roman" w:cs="Times New Roman"/>
-          <w:sz w:val="28"/>
-          <w:szCs w:val="28"/>
-          <w:lang w:val="vi-VN"/>
-        </w:rPr>
-      </w:pPr>
-      <w:r>
-        <w:rPr>
-          <w:rFonts w:ascii="Times New Roman" w:hAnsi="Times New Roman" w:cs="Times New Roman"/>
-          <w:sz w:val="28"/>
-          <w:szCs w:val="28"/>
-          <w:lang w:val="vi-VN"/>
-        </w:rPr>
         <w:t>1.</w:t>
       </w:r>
       <w:r>
@@ -1109,11 +1148,11 @@
       </w:r>
       <w:r>
         <w:rPr>
-          <w:rFonts w:ascii="Segoe UI Symbol" w:hAnsi="Segoe UI Symbol" w:cs="Segoe UI Symbol"/>
-          <w:sz w:val="28"/>
-          <w:szCs w:val="28"/>
-        </w:rPr>
-        <w:t>-&gt;</w:t>
+          <w:rFonts w:ascii="Times New Roman" w:hAnsi="Times New Roman" w:cs="Times New Roman"/>
+          <w:sz w:val="28"/>
+          <w:szCs w:val="28"/>
+        </w:rPr>
+        <w:sym w:font="Wingdings" w:char="F0E0"/>
       </w:r>
       <w:r>
         <w:rPr>
@@ -1152,11 +1191,11 @@
       </w:r>
       <w:r>
         <w:rPr>
-          <w:rFonts w:ascii="Segoe UI Symbol" w:hAnsi="Segoe UI Symbol" w:cs="Segoe UI Symbol"/>
-          <w:sz w:val="28"/>
-          <w:szCs w:val="28"/>
-        </w:rPr>
-        <w:t>-&gt;</w:t>
+          <w:rFonts w:ascii="Times New Roman" w:hAnsi="Times New Roman" w:cs="Times New Roman"/>
+          <w:sz w:val="28"/>
+          <w:szCs w:val="28"/>
+        </w:rPr>
+        <w:sym w:font="Wingdings" w:char="F0E0"/>
       </w:r>
       <w:r>
         <w:rPr>
@@ -1233,11 +1272,11 @@
       </w:r>
       <w:r>
         <w:rPr>
-          <w:rFonts w:ascii="Segoe UI Symbol" w:hAnsi="Segoe UI Symbol" w:cs="Segoe UI Symbol"/>
-          <w:sz w:val="28"/>
-          <w:szCs w:val="28"/>
-        </w:rPr>
-        <w:t>-&gt;</w:t>
+          <w:rFonts w:ascii="Times New Roman" w:hAnsi="Times New Roman" w:cs="Times New Roman"/>
+          <w:sz w:val="28"/>
+          <w:szCs w:val="28"/>
+        </w:rPr>
+        <w:sym w:font="Wingdings" w:char="F0E0"/>
       </w:r>
       <w:r>
         <w:rPr>
@@ -1249,11 +1288,11 @@
       </w:r>
       <w:r>
         <w:rPr>
-          <w:rFonts w:ascii="Segoe UI Symbol" w:hAnsi="Segoe UI Symbol" w:cs="Segoe UI Symbol"/>
-          <w:sz w:val="28"/>
-          <w:szCs w:val="28"/>
-        </w:rPr>
-        <w:t>-&gt;</w:t>
+          <w:rFonts w:ascii="Times New Roman" w:hAnsi="Times New Roman" w:cs="Times New Roman"/>
+          <w:sz w:val="28"/>
+          <w:szCs w:val="28"/>
+        </w:rPr>
+        <w:sym w:font="Wingdings" w:char="F0E0"/>
       </w:r>
       <w:r>
         <w:rPr>
@@ -1354,11 +1393,11 @@
       </w:r>
       <w:r>
         <w:rPr>
-          <w:rFonts w:ascii="Segoe UI Symbol" w:hAnsi="Segoe UI Symbol" w:cs="Segoe UI Symbol"/>
-          <w:sz w:val="28"/>
-          <w:szCs w:val="28"/>
-        </w:rPr>
-        <w:t>-&gt;</w:t>
+          <w:rFonts w:ascii="Times New Roman" w:hAnsi="Times New Roman" w:cs="Times New Roman"/>
+          <w:sz w:val="28"/>
+          <w:szCs w:val="28"/>
+        </w:rPr>
+        <w:sym w:font="Wingdings" w:char="F0E0"/>
       </w:r>
       <w:r>
         <w:rPr>
@@ -1370,11 +1409,11 @@
       </w:r>
       <w:r>
         <w:rPr>
-          <w:rFonts w:ascii="Segoe UI Symbol" w:hAnsi="Segoe UI Symbol" w:cs="Segoe UI Symbol"/>
-          <w:sz w:val="28"/>
-          <w:szCs w:val="28"/>
-        </w:rPr>
-        <w:t>-&gt;</w:t>
+          <w:rFonts w:ascii="Times New Roman" w:hAnsi="Times New Roman" w:cs="Times New Roman"/>
+          <w:sz w:val="28"/>
+          <w:szCs w:val="28"/>
+        </w:rPr>
+        <w:sym w:font="Wingdings" w:char="F0E0"/>
       </w:r>
       <w:r>
         <w:rPr>
